--- a/src/content/poetry/16-lyubov-14-03-25/ru.docx
+++ b/src/content/poetry/16-lyubov-14-03-25/ru.docx
@@ -4,9 +4,14 @@
   <w:body>
     <w:p>
       <w:r>
-        <w:t>Любовь</w:t>
-      </w:r>
-    </w:p>
+        <w:rPr>
+          <w:bCs/>
+          <w:b/>
+        </w:rPr>
+        <w:t xml:space="preserve">Любовь</w:t>
+      </w:r>
+    </w:p>
+    <w:p/>
     <w:p>
       <w:r>
         <w:t xml:space="preserve">Любовь — как свет среди теней,  </w:t>
@@ -90,10 +95,20 @@
         <w:t>Незримо правя всеми судьбами.</w:t>
       </w:r>
     </w:p>
-    <w:p/>
-    <w:p>
-      <w:r>
-        <w:t>Светозар 14.03.2025</w:t>
+    <w:p>
+      <w:pPr>
+        <w:spacing w:before="200"/>
+        <w:rPr>
+          <w:i/>
+          <w:iCs/>
+        </w:rPr>
+      </w:pPr>
+      <w:r>
+        <w:rPr>
+          <w:i/>
+          <w:iCs/>
+        </w:rPr>
+        <w:t xml:space="preserve">14.03.2025, Светозар</w:t>
       </w:r>
     </w:p>
     <w:sectPr>
